--- a/Resume-Tushar.docx
+++ b/Resume-Tushar.docx
@@ -24,96 +24,6 @@
           <w:u w:val="single"/>
         </w:rPr>
         <w:t>Tushar</w:t>
-      </w:r>
-    </w:p>
-    <w:p>
-      <w:pPr>
-        <w:spacing w:line="259" w:lineRule="auto"/>
-        <w:ind w:left="0" w:firstLine="0"/>
-        <w:rPr>
-          <w:sz w:val="28"/>
-          <w:szCs w:val="28"/>
-        </w:rPr>
-      </w:pPr>
-      <w:r>
-        <w:rPr>
-          <w:sz w:val="28"/>
-          <w:szCs w:val="28"/>
-        </w:rPr>
-        <w:t xml:space="preserve">Address: </w:t>
-      </w:r>
-      <w:r>
-        <w:rPr>
-          <w:sz w:val="28"/>
-          <w:szCs w:val="28"/>
-        </w:rPr>
-        <w:t>HNO.</w:t>
-      </w:r>
-      <w:r>
-        <w:rPr>
-          <w:sz w:val="28"/>
-          <w:szCs w:val="28"/>
-        </w:rPr>
-        <w:t>1787</w:t>
-      </w:r>
-      <w:r>
-        <w:rPr>
-          <w:sz w:val="28"/>
-          <w:szCs w:val="28"/>
-        </w:rPr>
-        <w:t>/A S</w:t>
-      </w:r>
-      <w:r>
-        <w:rPr>
-          <w:sz w:val="28"/>
-          <w:szCs w:val="28"/>
-        </w:rPr>
-        <w:t>GM</w:t>
-      </w:r>
-      <w:r>
-        <w:rPr>
-          <w:sz w:val="28"/>
-          <w:szCs w:val="28"/>
-        </w:rPr>
-        <w:t xml:space="preserve"> Nagar NIT FARIDABAD</w:t>
-      </w:r>
-      <w:r>
-        <w:rPr>
-          <w:sz w:val="28"/>
-          <w:szCs w:val="28"/>
-        </w:rPr>
-        <w:t>.</w:t>
-      </w:r>
-    </w:p>
-    <w:p>
-      <w:pPr>
-        <w:spacing w:line="265" w:lineRule="auto"/>
-        <w:ind w:left="10"/>
-        <w:rPr>
-          <w:sz w:val="28"/>
-          <w:szCs w:val="28"/>
-        </w:rPr>
-      </w:pPr>
-      <w:r>
-        <w:rPr>
-          <w:sz w:val="28"/>
-          <w:szCs w:val="28"/>
-        </w:rPr>
-        <w:t>Frontend Developer</w:t>
-      </w:r>
-      <w:r>
-        <w:rPr>
-          <w:sz w:val="28"/>
-          <w:szCs w:val="28"/>
-        </w:rPr>
-        <w:t xml:space="preserve"> | </w:t>
-      </w:r>
-      <w:r>
-        <w:rPr>
-          <w:sz w:val="28"/>
-          <w:szCs w:val="28"/>
-        </w:rPr>
-        <w:t>React.js</w:t>
       </w:r>
     </w:p>
     <w:p>
@@ -156,163 +66,6 @@
         </w:rPr>
         <w:t xml:space="preserve"> | </w:t>
       </w:r>
-      <w:r>
-        <w:rPr>
-          <w:sz w:val="28"/>
-          <w:szCs w:val="28"/>
-        </w:rPr>
-        <w:t xml:space="preserve">Mobile: </w:t>
-      </w:r>
-      <w:r>
-        <w:rPr>
-          <w:sz w:val="28"/>
-          <w:szCs w:val="28"/>
-        </w:rPr>
-        <w:t>7011641590</w:t>
-      </w:r>
-    </w:p>
-    <w:p>
-      <w:pPr>
-        <w:spacing w:after="0" w:line="259" w:lineRule="auto"/>
-        <w:ind w:left="0" w:firstLine="0"/>
-        <w:rPr>
-          <w:b/>
-          <w:bCs/>
-          <w:sz w:val="28"/>
-          <w:szCs w:val="28"/>
-        </w:rPr>
-      </w:pPr>
-      <w:r>
-        <w:rPr>
-          <w:color w:val="000000" w:themeColor="text1"/>
-          <w:sz w:val="28"/>
-          <w:szCs w:val="28"/>
-        </w:rPr>
-        <w:t>Link</w:t>
-      </w:r>
-      <w:r>
-        <w:rPr>
-          <w:color w:val="000000" w:themeColor="text1"/>
-          <w:sz w:val="28"/>
-          <w:szCs w:val="28"/>
-        </w:rPr>
-        <w:t>e</w:t>
-      </w:r>
-      <w:r>
-        <w:rPr>
-          <w:color w:val="000000" w:themeColor="text1"/>
-          <w:sz w:val="28"/>
-          <w:szCs w:val="28"/>
-        </w:rPr>
-        <w:t>d</w:t>
-      </w:r>
-      <w:r>
-        <w:rPr>
-          <w:color w:val="000000" w:themeColor="text1"/>
-          <w:sz w:val="28"/>
-          <w:szCs w:val="28"/>
-        </w:rPr>
-        <w:t>I</w:t>
-      </w:r>
-      <w:r>
-        <w:rPr>
-          <w:color w:val="000000" w:themeColor="text1"/>
-          <w:sz w:val="28"/>
-          <w:szCs w:val="28"/>
-        </w:rPr>
-        <w:t>n</w:t>
-      </w:r>
-      <w:r>
-        <w:rPr>
-          <w:b/>
-          <w:bCs/>
-          <w:color w:val="4472C4" w:themeColor="accent1"/>
-          <w:sz w:val="28"/>
-          <w:szCs w:val="28"/>
-        </w:rPr>
-        <w:t>:</w:t>
-      </w:r>
-      <w:r>
-        <w:rPr>
-          <w:b/>
-          <w:bCs/>
-          <w:color w:val="4472C4" w:themeColor="accent1"/>
-          <w:sz w:val="28"/>
-          <w:szCs w:val="28"/>
-        </w:rPr>
-        <w:t xml:space="preserve"> </w:t>
-      </w:r>
-      <w:hyperlink r:id="rId6" w:history="1">
-        <w:r>
-          <w:rPr>
-            <w:rStyle w:val="Hyperlink"/>
-            <w:rFonts w:ascii="Segoe UI" w:hAnsi="Segoe UI" w:cs="Segoe UI"/>
-            <w:b/>
-            <w:bCs/>
-            <w:sz w:val="28"/>
-            <w:szCs w:val="28"/>
-            <w:shd w:val="clear" w:color="auto" w:fill="FFFFFF"/>
-          </w:rPr>
-          <w:t>www.linkedin.com/in/tusharjaura70</w:t>
-        </w:r>
-      </w:hyperlink>
-      <w:r>
-        <w:rPr>
-          <w:b/>
-          <w:bCs/>
-          <w:sz w:val="28"/>
-          <w:szCs w:val="28"/>
-        </w:rPr>
-        <w:t>.</w:t>
-      </w:r>
-    </w:p>
-    <w:p>
-      <w:pPr>
-        <w:spacing w:after="0" w:line="259" w:lineRule="auto"/>
-        <w:ind w:left="0" w:firstLine="0"/>
-        <w:rPr>
-          <w:b/>
-          <w:bCs/>
-          <w:sz w:val="28"/>
-          <w:szCs w:val="28"/>
-          <w:u w:val="single"/>
-        </w:rPr>
-      </w:pPr>
-      <w:r>
-        <w:rPr>
-          <w:sz w:val="28"/>
-          <w:szCs w:val="28"/>
-        </w:rPr>
-        <w:t>G</w:t>
-      </w:r>
-      <w:r>
-        <w:rPr>
-          <w:sz w:val="28"/>
-          <w:szCs w:val="28"/>
-        </w:rPr>
-        <w:t>it</w:t>
-      </w:r>
-      <w:r>
-        <w:rPr>
-          <w:b/>
-          <w:bCs/>
-          <w:sz w:val="28"/>
-          <w:szCs w:val="28"/>
-        </w:rPr>
-        <w:t xml:space="preserve">: </w:t>
-      </w:r>
-      <w:hyperlink r:id="rId7" w:history="1">
-        <w:r>
-          <w:rPr>
-            <w:rStyle w:val="Hyperlink"/>
-            <w:b/>
-            <w:bCs/>
-            <w:sz w:val="28"/>
-            <w:szCs w:val="28"/>
-          </w:rPr>
-          <w:t>https://github.com/Tushar-Deve</w:t>
-        </w:r>
-      </w:hyperlink>
     </w:p>
     <w:p>
       <w:pPr>
@@ -618,21 +371,7 @@
           <w:sz w:val="28"/>
           <w:szCs w:val="28"/>
         </w:rPr>
-        <w:t>Node.js (b</w:t>
-      </w:r>
-      <w:r>
-        <w:rPr>
-          <w:sz w:val="28"/>
-          <w:szCs w:val="28"/>
-        </w:rPr>
-        <w:t>eginner</w:t>
-      </w:r>
-      <w:r>
-        <w:rPr>
-          <w:sz w:val="28"/>
-          <w:szCs w:val="28"/>
-        </w:rPr>
-        <w:t xml:space="preserve">), Express.js </w:t>
+        <w:t xml:space="preserve">Node.js Express.js </w:t>
       </w:r>
     </w:p>
     <w:p>
@@ -902,99 +641,58 @@
     </w:p>
     <w:p>
       <w:pPr>
-        <w:pStyle w:val="ListParagraph"/>
-        <w:numPr>
-          <w:ilvl w:val="0"/>
-          <w:numId w:val="31"/>
-        </w:numPr>
         <w:spacing w:after="73" w:line="259" w:lineRule="auto"/>
+        <w:ind w:left="0" w:firstLine="0"/>
         <w:rPr>
           <w:sz w:val="28"/>
           <w:szCs w:val="28"/>
           <w:lang w:val="en-IN"/>
         </w:rPr>
       </w:pPr>
-      <w:r>
-        <w:rPr>
-          <w:sz w:val="28"/>
-          <w:szCs w:val="28"/>
-          <w:lang w:val="en-IN"/>
-        </w:rPr>
-        <w:t>Frontend</w:t>
-      </w:r>
-      <w:r>
-        <w:rPr>
-          <w:sz w:val="28"/>
-          <w:szCs w:val="28"/>
-          <w:lang w:val="en-IN"/>
-        </w:rPr>
-        <w:t xml:space="preserve"> Link</w:t>
-      </w:r>
-      <w:r>
-        <w:rPr>
-          <w:sz w:val="28"/>
-          <w:szCs w:val="28"/>
-          <w:lang w:val="en-IN"/>
-        </w:rPr>
-        <w:t xml:space="preserve">: </w:t>
-      </w:r>
-      <w:r>
-        <w:rPr>
-          <w:sz w:val="28"/>
-          <w:szCs w:val="28"/>
-          <w:lang w:val="en-IN"/>
-        </w:rPr>
-        <w:t xml:space="preserve"> </w:t>
-      </w:r>
-      <w:r>
-        <w:rPr>
-          <w:sz w:val="28"/>
-          <w:szCs w:val="28"/>
-          <w:u w:val="single"/>
-          <w:lang w:val="en-IN"/>
-        </w:rPr>
-        <w:t>https://frontend-beta-flame-64.vercel.app/</w:t>
-      </w:r>
     </w:p>
     <w:p>
       <w:pPr>
-        <w:pStyle w:val="ListParagraph"/>
-        <w:numPr>
-          <w:ilvl w:val="0"/>
-          <w:numId w:val="31"/>
-        </w:numPr>
         <w:spacing w:after="73" w:line="259" w:lineRule="auto"/>
+        <w:ind w:left="0" w:firstLine="0"/>
         <w:rPr>
           <w:sz w:val="28"/>
           <w:szCs w:val="28"/>
           <w:lang w:val="en-IN"/>
         </w:rPr>
       </w:pPr>
-      <w:r>
+    </w:p>
+    <w:p>
+      <w:pPr>
+        <w:spacing w:after="73" w:line="259" w:lineRule="auto"/>
+        <w:ind w:left="0" w:firstLine="0"/>
         <w:rPr>
           <w:sz w:val="28"/>
           <w:szCs w:val="28"/>
           <w:lang w:val="en-IN"/>
         </w:rPr>
-        <w:t xml:space="preserve">Backend API: </w:t>
-      </w:r>
-      <w:r>
+      </w:pPr>
+    </w:p>
+    <w:p>
+      <w:pPr>
+        <w:spacing w:after="73" w:line="259" w:lineRule="auto"/>
+        <w:ind w:left="0" w:firstLine="0"/>
         <w:rPr>
           <w:sz w:val="28"/>
           <w:szCs w:val="28"/>
           <w:lang w:val="en-IN"/>
         </w:rPr>
-        <w:t xml:space="preserve"> </w:t>
-      </w:r>
-      <w:r>
-        <w:rPr>
-          <w:sz w:val="28"/>
-          <w:szCs w:val="28"/>
-          <w:u w:val="single"/>
+      </w:pPr>
+    </w:p>
+    <w:p>
+      <w:pPr>
+        <w:spacing w:after="73" w:line="259" w:lineRule="auto"/>
+        <w:ind w:left="0" w:firstLine="0"/>
+        <w:rPr>
+          <w:sz w:val="28"/>
+          <w:szCs w:val="28"/>
           <w:lang w:val="en-IN"/>
         </w:rPr>
-        <w:t>https://backend-production-feea.up.railway.app</w:t>
-      </w:r>
+      </w:pPr>
     </w:p>
     <w:p>
       <w:pPr>
@@ -1157,7 +855,7 @@
         </w:rPr>
         <w:t> </w:t>
       </w:r>
-      <w:hyperlink r:id="rId8" w:history="1">
+      <w:hyperlink r:id="rId6" w:history="1">
         <w:r>
           <w:rPr>
             <w:rStyle w:val="Hyperlink"/>
@@ -1662,116 +1360,6 @@
           <w:szCs w:val="28"/>
         </w:rPr>
         <w:t>Completed: 2023</w:t>
-      </w:r>
-    </w:p>
-    <w:p>
-      <w:pPr>
-        <w:pStyle w:val="ListParagraph"/>
-        <w:spacing w:after="73" w:line="259" w:lineRule="auto"/>
-        <w:ind w:firstLine="0"/>
-        <w:rPr>
-          <w:sz w:val="16"/>
-          <w:szCs w:val="16"/>
-        </w:rPr>
-      </w:pPr>
-    </w:p>
-    <w:p>
-      <w:pPr>
-        <w:spacing w:after="0" w:line="259" w:lineRule="auto"/>
-        <w:ind w:left="0" w:firstLine="0"/>
-        <w:rPr>
-          <w:b/>
-          <w:bCs/>
-          <w:sz w:val="32"/>
-          <w:szCs w:val="32"/>
-          <w:u w:val="single"/>
-        </w:rPr>
-      </w:pPr>
-      <w:r>
-        <w:rPr>
-          <w:b/>
-          <w:bCs/>
-          <w:sz w:val="32"/>
-          <w:szCs w:val="32"/>
-          <w:u w:val="single"/>
-        </w:rPr>
-        <w:t>COURSEWORK:</w:t>
-      </w:r>
-    </w:p>
-    <w:p>
-      <w:pPr>
-        <w:spacing w:after="0" w:line="259" w:lineRule="auto"/>
-        <w:ind w:left="0" w:firstLine="0"/>
-        <w:rPr>
-          <w:b/>
-          <w:bCs/>
-          <w:sz w:val="28"/>
-          <w:szCs w:val="28"/>
-          <w:u w:val="single"/>
-        </w:rPr>
-      </w:pPr>
-    </w:p>
-    <w:p>
-      <w:pPr>
-        <w:pStyle w:val="ListParagraph"/>
-        <w:numPr>
-          <w:ilvl w:val="0"/>
-          <w:numId w:val="24"/>
-        </w:numPr>
-        <w:spacing w:after="0" w:line="259" w:lineRule="auto"/>
-        <w:rPr>
-          <w:sz w:val="28"/>
-          <w:szCs w:val="28"/>
-        </w:rPr>
-      </w:pPr>
-      <w:r>
-        <w:rPr>
-          <w:sz w:val="28"/>
-          <w:szCs w:val="28"/>
-        </w:rPr>
-        <w:t>React.js (Self-learning)</w:t>
-      </w:r>
-    </w:p>
-    <w:p>
-      <w:pPr>
-        <w:pStyle w:val="ListParagraph"/>
-        <w:numPr>
-          <w:ilvl w:val="0"/>
-          <w:numId w:val="24"/>
-        </w:numPr>
-        <w:spacing w:after="0" w:line="259" w:lineRule="auto"/>
-        <w:rPr>
-          <w:sz w:val="28"/>
-          <w:szCs w:val="28"/>
-        </w:rPr>
-      </w:pPr>
-      <w:r>
-        <w:rPr>
-          <w:sz w:val="28"/>
-          <w:szCs w:val="28"/>
-        </w:rPr>
-        <w:t>Backend Development (Node.js, Express – In Progress)</w:t>
-      </w:r>
-    </w:p>
-    <w:p>
-      <w:pPr>
-        <w:pStyle w:val="ListParagraph"/>
-        <w:numPr>
-          <w:ilvl w:val="0"/>
-          <w:numId w:val="24"/>
-        </w:numPr>
-        <w:spacing w:after="0" w:line="259" w:lineRule="auto"/>
-        <w:rPr>
-          <w:sz w:val="28"/>
-          <w:szCs w:val="28"/>
-        </w:rPr>
-      </w:pPr>
-      <w:r>
-        <w:rPr>
-          <w:sz w:val="28"/>
-          <w:szCs w:val="28"/>
-        </w:rPr>
-        <w:t>SQL &amp; Database Fundamentals</w:t>
       </w:r>
     </w:p>
     <w:p>
